--- a/docs/Doc1 real testing.docx
+++ b/docs/Doc1 real testing.docx
@@ -1,6 +1,6 @@
 
 <file path=word/document.xml><?xml version="1.0" encoding="utf-8"?>
-<w:document xmlns:wpc="http://schemas.microsoft.com/office/word/2010/wordprocessingCanvas" xmlns:cx="http://schemas.microsoft.com/office/drawing/2014/chartex" xmlns:cx1="http://schemas.microsoft.com/office/drawing/2015/9/8/chartex" xmlns:cx2="http://schemas.microsoft.com/office/drawing/2015/10/21/chartex" xmlns:cx3="http://schemas.microsoft.com/office/drawing/2016/5/9/chartex" xmlns:cx4="http://schemas.microsoft.com/office/drawing/2016/5/10/chartex" xmlns:cx5="http://schemas.microsoft.com/office/drawing/2016/5/11/chartex" xmlns:cx6="http://schemas.microsoft.com/office/drawing/2016/5/12/chartex" xmlns:cx7="http://schemas.microsoft.com/office/drawing/2016/5/13/chartex" xmlns:cx8="http://schemas.microsoft.com/office/drawing/2016/5/14/chartex" xmlns:mc="http://schemas.openxmlformats.org/markup-compatibility/2006" xmlns:aink="http://schemas.microsoft.com/office/drawing/2016/ink" xmlns:am3d="http://schemas.microsoft.com/office/drawing/2017/model3d" xmlns:o="urn:schemas-microsoft-com:office:office" xmlns:oel="http://schemas.microsoft.com/office/2019/extlst" xmlns:r="http://schemas.openxmlformats.org/officeDocument/2006/relationships" xmlns:m="http://schemas.openxmlformats.org/officeDocument/2006/math" xmlns:v="urn:schemas-microsoft-com:vml" xmlns:wp14="http://schemas.microsoft.com/office/word/2010/wordprocessingDrawing" xmlns:wp="http://schemas.openxmlformats.org/drawingml/2006/wordprocessingDrawing" xmlns:w10="urn:schemas-microsoft-com:office:word" xmlns:w="http://schemas.openxmlformats.org/wordprocessingml/2006/main" xmlns:w14="http://schemas.microsoft.com/office/word/2010/wordml" xmlns:w15="http://schemas.microsoft.com/office/word/2012/wordml" xmlns:w16cex="http://schemas.microsoft.com/office/word/2018/wordml/cex" xmlns:w16cid="http://schemas.microsoft.com/office/word/2016/wordml/cid" xmlns:w16="http://schemas.microsoft.com/office/word/2018/wordml" xmlns:w16du="http://schemas.microsoft.com/office/word/2023/wordml/word16du" xmlns:w16sdtdh="http://schemas.microsoft.com/office/word/2020/wordml/sdtdatahash" xmlns:w16sdtfl="http://schemas.microsoft.com/office/word/2024/wordml/sdtformatlock" xmlns:w16se="http://schemas.microsoft.com/office/word/2015/wordml/symex" xmlns:wpg="http://schemas.microsoft.com/office/word/2010/wordprocessingGroup" xmlns:wpi="http://schemas.microsoft.com/office/word/2010/wordprocessingInk" xmlns:wne="http://schemas.microsoft.com/office/word/2006/wordml" xmlns:wps="http://schemas.microsoft.com/office/word/2010/wordprocessingShape" mc:Ignorable="w14 w15 w16se w16cid w16 w16cex w16sdtdh w16sdtfl w16du wp14">
+<w:document xmlns:wpc="http://schemas.microsoft.com/office/word/2010/wordprocessingCanvas" xmlns:cx="http://schemas.microsoft.com/office/drawing/2014/chartex" xmlns:cx1="http://schemas.microsoft.com/office/drawing/2015/9/8/chartex" xmlns:cx2="http://schemas.microsoft.com/office/drawing/2015/10/21/chartex" xmlns:cx3="http://schemas.microsoft.com/office/drawing/2016/5/9/chartex" xmlns:cx4="http://schemas.microsoft.com/office/drawing/2016/5/10/chartex" xmlns:cx5="http://schemas.microsoft.com/office/drawing/2016/5/11/chartex" xmlns:cx6="http://schemas.microsoft.com/office/drawing/2016/5/12/chartex" xmlns:cx7="http://schemas.microsoft.com/office/drawing/2016/5/13/chartex" xmlns:cx8="http://schemas.microsoft.com/office/drawing/2016/5/14/chartex" xmlns:mc="http://schemas.openxmlformats.org/markup-compatibility/2006" xmlns:aink="http://schemas.microsoft.com/office/drawing/2016/ink" xmlns:am3d="http://schemas.microsoft.com/office/drawing/2017/model3d" xmlns:o="urn:schemas-microsoft-com:office:office" xmlns:oel="http://schemas.microsoft.com/office/2019/extlst" xmlns:r="http://schemas.openxmlformats.org/officeDocument/2006/relationships" xmlns:m="http://schemas.openxmlformats.org/officeDocument/2006/math" xmlns:v="urn:schemas-microsoft-com:vml" xmlns:wp14="http://schemas.microsoft.com/office/word/2010/wordprocessingDrawing" xmlns:wp="http://schemas.openxmlformats.org/drawingml/2006/wordprocessingDrawing" xmlns:w10="urn:schemas-microsoft-com:office:word" xmlns:w="http://schemas.openxmlformats.org/wordprocessingml/2006/main" xmlns:w14="http://schemas.microsoft.com/office/word/2010/wordml" xmlns:w15="http://schemas.microsoft.com/office/word/2012/wordml" xmlns:w16cei="http://schemas.microsoft.com/office/word/2026/wordml/cei" xmlns:w16cex="http://schemas.microsoft.com/office/word/2018/wordml/cex" xmlns:w16cid="http://schemas.microsoft.com/office/word/2016/wordml/cid" xmlns:w16="http://schemas.microsoft.com/office/word/2018/wordml" xmlns:w16du="http://schemas.microsoft.com/office/word/2023/wordml/word16du" xmlns:w16sdtdh="http://schemas.microsoft.com/office/word/2020/wordml/sdtdatahash" xmlns:w16sdtfl="http://schemas.microsoft.com/office/word/2024/wordml/sdtformatlock" xmlns:w16se="http://schemas.microsoft.com/office/word/2015/wordml/symex" xmlns:wpg="http://schemas.microsoft.com/office/word/2010/wordprocessingGroup" xmlns:wpi="http://schemas.microsoft.com/office/word/2010/wordprocessingInk" xmlns:wne="http://schemas.microsoft.com/office/word/2006/wordml" xmlns:wps="http://schemas.microsoft.com/office/word/2010/wordprocessingShape" mc:Ignorable="w14 w15 w16se w16cid w16 w16cex w16sdtdh w16sdtfl w16du wp14">
   <w:body>
     <w:p/>
     <w:p>
@@ -419,7 +419,7 @@
     <w:p>
       <w:r>
         <w:pict w14:anchorId="40D0DCF4">
-          <v:rect id="_x0000_i1085" style="width:0;height:1.5pt" o:hralign="center" o:hrstd="t" o:hr="t" fillcolor="#a0a0a0" stroked="f"/>
+          <v:rect id="_x0000_i1025" style="width:0;height:1.5pt" o:hralign="center" o:hrstd="t" o:hr="t" fillcolor="#a0a0a0" stroked="f"/>
         </w:pict>
       </w:r>
     </w:p>
@@ -515,7 +515,7 @@
     <w:p>
       <w:r>
         <w:pict w14:anchorId="27B95CC7">
-          <v:rect id="_x0000_i1086" style="width:0;height:1.5pt" o:hralign="center" o:hrstd="t" o:hr="t" fillcolor="#a0a0a0" stroked="f"/>
+          <v:rect id="_x0000_i1026" style="width:0;height:1.5pt" o:hralign="center" o:hrstd="t" o:hr="t" fillcolor="#a0a0a0" stroked="f"/>
         </w:pict>
       </w:r>
     </w:p>
@@ -647,7 +647,7 @@
     <w:p>
       <w:r>
         <w:pict w14:anchorId="0D28FEF6">
-          <v:rect id="_x0000_i1087" style="width:0;height:1.5pt" o:hralign="center" o:hrstd="t" o:hr="t" fillcolor="#a0a0a0" stroked="f"/>
+          <v:rect id="_x0000_i1027" style="width:0;height:1.5pt" o:hralign="center" o:hrstd="t" o:hr="t" fillcolor="#a0a0a0" stroked="f"/>
         </w:pict>
       </w:r>
     </w:p>
@@ -708,7 +708,7 @@
     <w:p>
       <w:r>
         <w:pict w14:anchorId="78C9CD79">
-          <v:rect id="_x0000_i1088" style="width:0;height:1.5pt" o:hralign="center" o:hrstd="t" o:hr="t" fillcolor="#a0a0a0" stroked="f"/>
+          <v:rect id="_x0000_i1028" style="width:0;height:1.5pt" o:hralign="center" o:hrstd="t" o:hr="t" fillcolor="#a0a0a0" stroked="f"/>
         </w:pict>
       </w:r>
     </w:p>
@@ -816,7 +816,7 @@
     <w:p>
       <w:r>
         <w:pict w14:anchorId="70DC9E4E">
-          <v:rect id="_x0000_i1089" style="width:0;height:1.5pt" o:hralign="center" o:hrstd="t" o:hr="t" fillcolor="#a0a0a0" stroked="f"/>
+          <v:rect id="_x0000_i1029" style="width:0;height:1.5pt" o:hralign="center" o:hrstd="t" o:hr="t" fillcolor="#a0a0a0" stroked="f"/>
         </w:pict>
       </w:r>
     </w:p>
@@ -878,7 +878,7 @@
     <w:p>
       <w:r>
         <w:pict w14:anchorId="5AB20035">
-          <v:rect id="_x0000_i1090" style="width:0;height:1.5pt" o:hralign="center" o:hrstd="t" o:hr="t" fillcolor="#a0a0a0" stroked="f"/>
+          <v:rect id="_x0000_i1030" style="width:0;height:1.5pt" o:hralign="center" o:hrstd="t" o:hr="t" fillcolor="#a0a0a0" stroked="f"/>
         </w:pict>
       </w:r>
     </w:p>
@@ -973,7 +973,7 @@
     <w:p>
       <w:r>
         <w:pict w14:anchorId="79BEE46A">
-          <v:rect id="_x0000_i1091" style="width:0;height:1.5pt" o:hralign="center" o:hrstd="t" o:hr="t" fillcolor="#a0a0a0" stroked="f"/>
+          <v:rect id="_x0000_i1031" style="width:0;height:1.5pt" o:hralign="center" o:hrstd="t" o:hr="t" fillcolor="#a0a0a0" stroked="f"/>
         </w:pict>
       </w:r>
     </w:p>
@@ -1055,7 +1055,7 @@
     <w:p>
       <w:r>
         <w:pict w14:anchorId="2B4DBDAE">
-          <v:rect id="_x0000_i1092" style="width:0;height:1.5pt" o:hralign="center" o:hrstd="t" o:hr="t" fillcolor="#a0a0a0" stroked="f"/>
+          <v:rect id="_x0000_i1032" style="width:0;height:1.5pt" o:hralign="center" o:hrstd="t" o:hr="t" fillcolor="#a0a0a0" stroked="f"/>
         </w:pict>
       </w:r>
     </w:p>
@@ -1107,7 +1107,7 @@
     <w:p>
       <w:r>
         <w:pict w14:anchorId="607289C3">
-          <v:rect id="_x0000_i1093" style="width:0;height:1.5pt" o:hralign="center" o:hrstd="t" o:hr="t" fillcolor="#a0a0a0" stroked="f"/>
+          <v:rect id="_x0000_i1033" style="width:0;height:1.5pt" o:hralign="center" o:hrstd="t" o:hr="t" fillcolor="#a0a0a0" stroked="f"/>
         </w:pict>
       </w:r>
     </w:p>
@@ -1169,7 +1169,7 @@
     <w:p>
       <w:r>
         <w:pict w14:anchorId="251BD79B">
-          <v:rect id="_x0000_i1094" style="width:0;height:1.5pt" o:hralign="center" o:hrstd="t" o:hr="t" fillcolor="#a0a0a0" stroked="f"/>
+          <v:rect id="_x0000_i1034" style="width:0;height:1.5pt" o:hralign="center" o:hrstd="t" o:hr="t" fillcolor="#a0a0a0" stroked="f"/>
         </w:pict>
       </w:r>
     </w:p>
@@ -1331,6 +1331,47 @@
         <w:t xml:space="preserve"> problems, where evaluation is often much harder than model development itself.</w:t>
       </w:r>
     </w:p>
+    <w:p>
+      <w:r>
+        <w:lastRenderedPageBreak/>
+        <w:drawing>
+          <wp:inline distT="0" distB="0" distL="0" distR="0" wp14:anchorId="4FD83368" wp14:editId="44C53F46">
+            <wp:extent cx="5731510" cy="2809875"/>
+            <wp:effectExtent l="0" t="0" r="2540" b="9525"/>
+            <wp:docPr id="2110939616" name="Picture 1"/>
+            <wp:cNvGraphicFramePr>
+              <a:graphicFrameLocks xmlns:a="http://schemas.openxmlformats.org/drawingml/2006/main" noChangeAspect="1"/>
+            </wp:cNvGraphicFramePr>
+            <a:graphic xmlns:a="http://schemas.openxmlformats.org/drawingml/2006/main">
+              <a:graphicData uri="http://schemas.openxmlformats.org/drawingml/2006/picture">
+                <pic:pic xmlns:pic="http://schemas.openxmlformats.org/drawingml/2006/picture">
+                  <pic:nvPicPr>
+                    <pic:cNvPr id="2110939616" name=""/>
+                    <pic:cNvPicPr/>
+                  </pic:nvPicPr>
+                  <pic:blipFill>
+                    <a:blip r:embed="rId10"/>
+                    <a:stretch>
+                      <a:fillRect/>
+                    </a:stretch>
+                  </pic:blipFill>
+                  <pic:spPr>
+                    <a:xfrm>
+                      <a:off x="0" y="0"/>
+                      <a:ext cx="5731510" cy="2809875"/>
+                    </a:xfrm>
+                    <a:prstGeom prst="rect">
+                      <a:avLst/>
+                    </a:prstGeom>
+                  </pic:spPr>
+                </pic:pic>
+              </a:graphicData>
+            </a:graphic>
+          </wp:inline>
+        </w:drawing>
+      </w:r>
+    </w:p>
+    <w:p/>
     <w:p/>
     <w:sectPr>
       <w:pgSz w:w="11906" w:h="16838"/>
@@ -1343,7 +1384,7 @@
 </file>
 
 <file path=word/numbering.xml><?xml version="1.0" encoding="utf-8"?>
-<w:numbering xmlns:wpc="http://schemas.microsoft.com/office/word/2010/wordprocessingCanvas" xmlns:cx="http://schemas.microsoft.com/office/drawing/2014/chartex" xmlns:cx1="http://schemas.microsoft.com/office/drawing/2015/9/8/chartex" xmlns:cx2="http://schemas.microsoft.com/office/drawing/2015/10/21/chartex" xmlns:cx3="http://schemas.microsoft.com/office/drawing/2016/5/9/chartex" xmlns:cx4="http://schemas.microsoft.com/office/drawing/2016/5/10/chartex" xmlns:cx5="http://schemas.microsoft.com/office/drawing/2016/5/11/chartex" xmlns:cx6="http://schemas.microsoft.com/office/drawing/2016/5/12/chartex" xmlns:cx7="http://schemas.microsoft.com/office/drawing/2016/5/13/chartex" xmlns:cx8="http://schemas.microsoft.com/office/drawing/2016/5/14/chartex" xmlns:mc="http://schemas.openxmlformats.org/markup-compatibility/2006" xmlns:aink="http://schemas.microsoft.com/office/drawing/2016/ink" xmlns:am3d="http://schemas.microsoft.com/office/drawing/2017/model3d" xmlns:o="urn:schemas-microsoft-com:office:office" xmlns:oel="http://schemas.microsoft.com/office/2019/extlst" xmlns:r="http://schemas.openxmlformats.org/officeDocument/2006/relationships" xmlns:m="http://schemas.openxmlformats.org/officeDocument/2006/math" xmlns:v="urn:schemas-microsoft-com:vml" xmlns:wp14="http://schemas.microsoft.com/office/word/2010/wordprocessingDrawing" xmlns:wp="http://schemas.openxmlformats.org/drawingml/2006/wordprocessingDrawing" xmlns:w10="urn:schemas-microsoft-com:office:word" xmlns:w="http://schemas.openxmlformats.org/wordprocessingml/2006/main" xmlns:w14="http://schemas.microsoft.com/office/word/2010/wordml" xmlns:w15="http://schemas.microsoft.com/office/word/2012/wordml" xmlns:w16cex="http://schemas.microsoft.com/office/word/2018/wordml/cex" xmlns:w16cid="http://schemas.microsoft.com/office/word/2016/wordml/cid" xmlns:w16="http://schemas.microsoft.com/office/word/2018/wordml" xmlns:w16du="http://schemas.microsoft.com/office/word/2023/wordml/word16du" xmlns:w16sdtdh="http://schemas.microsoft.com/office/word/2020/wordml/sdtdatahash" xmlns:w16sdtfl="http://schemas.microsoft.com/office/word/2024/wordml/sdtformatlock" xmlns:w16se="http://schemas.microsoft.com/office/word/2015/wordml/symex" xmlns:wpg="http://schemas.microsoft.com/office/word/2010/wordprocessingGroup" xmlns:wpi="http://schemas.microsoft.com/office/word/2010/wordprocessingInk" xmlns:wne="http://schemas.microsoft.com/office/word/2006/wordml" xmlns:wps="http://schemas.microsoft.com/office/word/2010/wordprocessingShape" mc:Ignorable="w14 w15 w16se w16cid w16 w16cex w16sdtdh w16sdtfl w16du wp14">
+<w:numbering xmlns:wpc="http://schemas.microsoft.com/office/word/2010/wordprocessingCanvas" xmlns:cx="http://schemas.microsoft.com/office/drawing/2014/chartex" xmlns:cx1="http://schemas.microsoft.com/office/drawing/2015/9/8/chartex" xmlns:cx2="http://schemas.microsoft.com/office/drawing/2015/10/21/chartex" xmlns:cx3="http://schemas.microsoft.com/office/drawing/2016/5/9/chartex" xmlns:cx4="http://schemas.microsoft.com/office/drawing/2016/5/10/chartex" xmlns:cx5="http://schemas.microsoft.com/office/drawing/2016/5/11/chartex" xmlns:cx6="http://schemas.microsoft.com/office/drawing/2016/5/12/chartex" xmlns:cx7="http://schemas.microsoft.com/office/drawing/2016/5/13/chartex" xmlns:cx8="http://schemas.microsoft.com/office/drawing/2016/5/14/chartex" xmlns:mc="http://schemas.openxmlformats.org/markup-compatibility/2006" xmlns:aink="http://schemas.microsoft.com/office/drawing/2016/ink" xmlns:am3d="http://schemas.microsoft.com/office/drawing/2017/model3d" xmlns:o="urn:schemas-microsoft-com:office:office" xmlns:oel="http://schemas.microsoft.com/office/2019/extlst" xmlns:r="http://schemas.openxmlformats.org/officeDocument/2006/relationships" xmlns:m="http://schemas.openxmlformats.org/officeDocument/2006/math" xmlns:v="urn:schemas-microsoft-com:vml" xmlns:wp14="http://schemas.microsoft.com/office/word/2010/wordprocessingDrawing" xmlns:wp="http://schemas.openxmlformats.org/drawingml/2006/wordprocessingDrawing" xmlns:w10="urn:schemas-microsoft-com:office:word" xmlns:w="http://schemas.openxmlformats.org/wordprocessingml/2006/main" xmlns:w14="http://schemas.microsoft.com/office/word/2010/wordml" xmlns:w15="http://schemas.microsoft.com/office/word/2012/wordml" xmlns:w16cei="http://schemas.microsoft.com/office/word/2026/wordml/cei" xmlns:w16cex="http://schemas.microsoft.com/office/word/2018/wordml/cex" xmlns:w16cid="http://schemas.microsoft.com/office/word/2016/wordml/cid" xmlns:w16="http://schemas.microsoft.com/office/word/2018/wordml" xmlns:w16du="http://schemas.microsoft.com/office/word/2023/wordml/word16du" xmlns:w16sdtdh="http://schemas.microsoft.com/office/word/2020/wordml/sdtdatahash" xmlns:w16sdtfl="http://schemas.microsoft.com/office/word/2024/wordml/sdtformatlock" xmlns:w16se="http://schemas.microsoft.com/office/word/2015/wordml/symex" xmlns:wpg="http://schemas.microsoft.com/office/word/2010/wordprocessingGroup" xmlns:wpi="http://schemas.microsoft.com/office/word/2010/wordprocessingInk" xmlns:wne="http://schemas.microsoft.com/office/word/2006/wordml" xmlns:wps="http://schemas.microsoft.com/office/word/2010/wordprocessingShape" mc:Ignorable="w14 w15 w16se w16cid w16 w16cex w16sdtdh w16sdtfl w16du wp14">
   <w:abstractNum w:abstractNumId="0" w15:restartNumberingAfterBreak="0">
     <w:nsid w:val="08D91845"/>
     <w:multiLevelType w:val="multilevel"/>
@@ -2558,6 +2599,7 @@
   <w:style w:type="character" w:default="1" w:styleId="DefaultParagraphFont">
     <w:name w:val="Default Paragraph Font"/>
     <w:uiPriority w:val="1"/>
+    <w:semiHidden/>
     <w:unhideWhenUsed/>
   </w:style>
   <w:style w:type="table" w:default="1" w:styleId="TableNormal">

--- a/docs/Doc1 real testing.docx
+++ b/docs/Doc1 real testing.docx
@@ -217,1128 +217,15 @@
     </w:p>
     <w:p>
       <w:r>
-        <w:lastRenderedPageBreak/>
-        <w:t xml:space="preserve">You have no ground truth. Nobody can tell you objectively "yes, this user really does withdraw under stress" — there's no external label to check your system against, unlike a typical ML problem where you'd have a </w:t>
-      </w:r>
-      <w:proofErr w:type="spellStart"/>
-      <w:r>
-        <w:t>labeled</w:t>
-      </w:r>
-      <w:proofErr w:type="spellEnd"/>
-      <w:r>
-        <w:t xml:space="preserve"> test set and could just measure accuracy. So: how would </w:t>
-      </w:r>
-      <w:r>
         <w:rPr>
-          <w:i/>
-          <w:iCs/>
-        </w:rPr>
-        <w:t>you</w:t>
-      </w:r>
-      <w:r>
-        <w:t xml:space="preserve"> actually evaluate whether Silent Mirror's reflections are any good — not "does the code run without errors," but "are the insights actually correct, useful, and appropriately calibrated"? Walk me through what you'd measure, and be honest about what you </w:t>
-      </w:r>
-      <w:r>
-        <w:rPr>
-          <w:i/>
-          <w:iCs/>
-        </w:rPr>
-        <w:t>can't</w:t>
-      </w:r>
-      <w:r>
-        <w:t xml:space="preserve"> measure no matter how clever your evaluation gets.</w:t>
-      </w:r>
-    </w:p>
-    <w:p>
-      <w:pPr>
-        <w:rPr>
-          <w:b/>
-          <w:bCs/>
-        </w:rPr>
-      </w:pPr>
-      <w:r>
-        <w:t xml:space="preserve">Solution- </w:t>
-      </w:r>
-      <w:r>
-        <w:rPr>
-          <w:b/>
-          <w:bCs/>
-        </w:rPr>
-        <w:t>1. "You have no ground truth."</w:t>
-      </w:r>
-    </w:p>
-    <w:p>
-      <w:r>
-        <w:t>This is the key phrase.</w:t>
-      </w:r>
-    </w:p>
-    <w:p>
-      <w:r>
-        <w:rPr>
-          <w:b/>
-          <w:bCs/>
-        </w:rPr>
-        <w:t>Ground truth</w:t>
-      </w:r>
-      <w:r>
-        <w:t xml:space="preserve"> means the objectively correct answer against which you compare your model.</w:t>
-      </w:r>
-    </w:p>
-    <w:p>
-      <w:r>
-        <w:t>Examples where ground truth exists:</w:t>
-      </w:r>
-    </w:p>
-    <w:p>
-      <w:pPr>
-        <w:numPr>
-          <w:ilvl w:val="0"/>
-          <w:numId w:val="1"/>
-        </w:numPr>
-      </w:pPr>
-      <w:r>
-        <w:t xml:space="preserve">Image classification: the image actually contains a cat. </w:t>
-      </w:r>
-    </w:p>
-    <w:p>
-      <w:pPr>
-        <w:numPr>
-          <w:ilvl w:val="0"/>
-          <w:numId w:val="1"/>
-        </w:numPr>
-      </w:pPr>
-      <w:r>
-        <w:t xml:space="preserve">Spam detection: the email was manually </w:t>
-      </w:r>
-      <w:proofErr w:type="spellStart"/>
-      <w:r>
-        <w:t>labeled</w:t>
-      </w:r>
-      <w:proofErr w:type="spellEnd"/>
-      <w:r>
-        <w:t xml:space="preserve"> as spam. </w:t>
-      </w:r>
-    </w:p>
-    <w:p>
-      <w:pPr>
-        <w:numPr>
-          <w:ilvl w:val="0"/>
-          <w:numId w:val="1"/>
-        </w:numPr>
-      </w:pPr>
-      <w:r>
-        <w:t xml:space="preserve">Disease prediction: medical diagnosis confirmed by doctors. </w:t>
-      </w:r>
-    </w:p>
-    <w:p>
-      <w:r>
-        <w:t>Your model can simply ask:</w:t>
-      </w:r>
-    </w:p>
-    <w:p>
-      <w:r>
-        <w:t>"Was I right?"</w:t>
-      </w:r>
-    </w:p>
-    <w:p>
-      <w:r>
-        <w:t>Silent Mirror is different.</w:t>
-      </w:r>
-    </w:p>
-    <w:p>
-      <w:r>
-        <w:t>If Silent Mirror says:</w:t>
-      </w:r>
-    </w:p>
-    <w:p>
-      <w:r>
-        <w:t>"You seem to withdraw from people when you're stressed."</w:t>
-      </w:r>
-    </w:p>
-    <w:p>
-      <w:r>
-        <w:t>Who can prove that?</w:t>
-      </w:r>
-    </w:p>
-    <w:p>
-      <w:r>
-        <w:t>There is no database saying:</w:t>
-      </w:r>
-    </w:p>
-    <w:p>
-      <w:r>
-        <w:rPr>
-          <w:rFonts w:ascii="Segoe UI Symbol" w:hAnsi="Segoe UI Symbol" w:cs="Segoe UI Symbol"/>
-        </w:rPr>
-        <w:t>✔</w:t>
-      </w:r>
-      <w:r>
-        <w:t xml:space="preserve"> Correct.</w:t>
-      </w:r>
-    </w:p>
-    <w:p>
-      <w:r>
-        <w:t>or</w:t>
-      </w:r>
-    </w:p>
-    <w:p>
-      <w:r>
-        <w:rPr>
-          <w:rFonts w:ascii="Segoe UI Symbol" w:hAnsi="Segoe UI Symbol" w:cs="Segoe UI Symbol"/>
-        </w:rPr>
-        <w:t>✘</w:t>
-      </w:r>
-      <w:r>
-        <w:t xml:space="preserve"> Incorrect.</w:t>
-      </w:r>
-    </w:p>
-    <w:p>
-      <w:r>
-        <w:t>The user's own perception may even change over time.</w:t>
-      </w:r>
-    </w:p>
-    <w:p>
-      <w:proofErr w:type="gramStart"/>
-      <w:r>
-        <w:t>So</w:t>
-      </w:r>
-      <w:proofErr w:type="gramEnd"/>
-      <w:r>
-        <w:t xml:space="preserve"> the interviewer is asking:</w:t>
-      </w:r>
-    </w:p>
-    <w:p>
-      <w:r>
-        <w:rPr>
-          <w:b/>
-          <w:bCs/>
-        </w:rPr>
-        <w:t>How do you evaluate an AI when there is no objectively correct answer?</w:t>
-      </w:r>
-    </w:p>
-    <w:p>
-      <w:r>
-        <w:pict w14:anchorId="40D0DCF4">
-          <v:rect id="_x0000_i1025" style="width:0;height:1.5pt" o:hralign="center" o:hrstd="t" o:hr="t" fillcolor="#a0a0a0" stroked="f"/>
-        </w:pict>
-      </w:r>
-    </w:p>
-    <w:p>
-      <w:pPr>
-        <w:rPr>
-          <w:b/>
-          <w:bCs/>
-        </w:rPr>
-      </w:pPr>
-      <w:r>
-        <w:rPr>
-          <w:b/>
-          <w:bCs/>
-        </w:rPr>
-        <w:t>2. "Nobody can tell you objectively..."</w:t>
-      </w:r>
-    </w:p>
-    <w:p>
-      <w:r>
-        <w:t>This expands on the first idea.</w:t>
-      </w:r>
-    </w:p>
-    <w:p>
-      <w:r>
-        <w:lastRenderedPageBreak/>
-        <w:t>Imagine two psychologists observe the same person.</w:t>
-      </w:r>
-    </w:p>
-    <w:p>
-      <w:r>
-        <w:t>Psychologist A:</w:t>
-      </w:r>
-    </w:p>
-    <w:p>
-      <w:r>
-        <w:t>"The user avoids conflict."</w:t>
-      </w:r>
-    </w:p>
-    <w:p>
-      <w:r>
-        <w:t>Psychologist B:</w:t>
-      </w:r>
-    </w:p>
-    <w:p>
-      <w:r>
-        <w:t>"The user protects themselves emotionally."</w:t>
-      </w:r>
-    </w:p>
-    <w:p>
-      <w:r>
-        <w:t>Psychologist C:</w:t>
-      </w:r>
-    </w:p>
-    <w:p>
-      <w:r>
-        <w:t>"The user simply prefers solitude."</w:t>
-      </w:r>
-    </w:p>
-    <w:p>
-      <w:r>
-        <w:t>All three might be reasonable.</w:t>
-      </w:r>
-    </w:p>
-    <w:p>
-      <w:r>
-        <w:t>None is perfectly "correct."</w:t>
-      </w:r>
-    </w:p>
-    <w:p>
-      <w:r>
-        <w:t>Unlike mathematics:</w:t>
-      </w:r>
-    </w:p>
-    <w:p>
-      <w:r>
-        <w:t>2 + 2 = 4</w:t>
-      </w:r>
-    </w:p>
-    <w:p>
-      <w:r>
-        <w:t xml:space="preserve">Human </w:t>
-      </w:r>
-      <w:proofErr w:type="spellStart"/>
-      <w:r>
-        <w:t>behavior</w:t>
-      </w:r>
-      <w:proofErr w:type="spellEnd"/>
-      <w:r>
-        <w:t xml:space="preserve"> isn't like that.</w:t>
-      </w:r>
-    </w:p>
-    <w:p>
-      <w:r>
-        <w:pict w14:anchorId="27B95CC7">
-          <v:rect id="_x0000_i1026" style="width:0;height:1.5pt" o:hralign="center" o:hrstd="t" o:hr="t" fillcolor="#a0a0a0" stroked="f"/>
-        </w:pict>
-      </w:r>
-    </w:p>
-    <w:p>
-      <w:pPr>
-        <w:rPr>
-          <w:b/>
-          <w:bCs/>
-        </w:rPr>
-      </w:pPr>
-      <w:r>
-        <w:rPr>
-          <w:b/>
-          <w:bCs/>
-        </w:rPr>
-        <w:t>3. "Unlike a typical ML problem..."</w:t>
-      </w:r>
-    </w:p>
-    <w:p>
-      <w:r>
-        <w:t>They're contrasting Silent Mirror with normal machine learning.</w:t>
-      </w:r>
-    </w:p>
-    <w:p>
-      <w:r>
-        <w:t>Typical ML looks like:</w:t>
-      </w:r>
-    </w:p>
-    <w:p>
-      <w:r>
-        <w:t>Training data</w:t>
-      </w:r>
-    </w:p>
-    <w:p/>
-    <w:p>
-      <w:r>
-        <w:t>Image</w:t>
-      </w:r>
-    </w:p>
-    <w:p>
-      <w:r>
-        <w:t>↓</w:t>
-      </w:r>
-    </w:p>
-    <w:p/>
-    <w:p>
-      <w:r>
-        <w:t>True label = Dog</w:t>
-      </w:r>
-    </w:p>
-    <w:p/>
-    <w:p>
-      <w:r>
-        <w:t>↓</w:t>
-      </w:r>
-    </w:p>
-    <w:p/>
-    <w:p>
-      <w:r>
-        <w:t>Model predicts = Dog</w:t>
-      </w:r>
-    </w:p>
-    <w:p/>
-    <w:p>
-      <w:r>
-        <w:t>↓</w:t>
-      </w:r>
-    </w:p>
-    <w:p/>
-    <w:p>
-      <w:r>
-        <w:t>Correct</w:t>
-      </w:r>
-    </w:p>
-    <w:p>
-      <w:r>
-        <w:t>Evaluation is straightforward.</w:t>
-      </w:r>
-    </w:p>
-    <w:p>
-      <w:r>
-        <w:t>Silent Mirror instead looks like:</w:t>
-      </w:r>
-    </w:p>
-    <w:p>
-      <w:r>
-        <w:t>Conversation</w:t>
-      </w:r>
-    </w:p>
-    <w:p/>
-    <w:p>
-      <w:r>
-        <w:t>↓</w:t>
-      </w:r>
-    </w:p>
-    <w:p/>
-    <w:p>
-      <w:r>
-        <w:t>Reflection:</w:t>
-      </w:r>
-    </w:p>
-    <w:p>
-      <w:r>
-        <w:t>"You often doubt yourself before making decisions."</w:t>
-      </w:r>
-    </w:p>
-    <w:p/>
-    <w:p>
-      <w:r>
-        <w:t>↓</w:t>
-      </w:r>
-    </w:p>
-    <w:p/>
-    <w:p>
-      <w:r>
-        <w:t>???</w:t>
-      </w:r>
-    </w:p>
-    <w:p>
-      <w:r>
-        <w:t>There is no label.</w:t>
-      </w:r>
-    </w:p>
-    <w:p>
-      <w:r>
-        <w:t>No answer key.</w:t>
-      </w:r>
-    </w:p>
-    <w:p>
-      <w:r>
-        <w:pict w14:anchorId="0D28FEF6">
-          <v:rect id="_x0000_i1027" style="width:0;height:1.5pt" o:hralign="center" o:hrstd="t" o:hr="t" fillcolor="#a0a0a0" stroked="f"/>
-        </w:pict>
-      </w:r>
-    </w:p>
-    <w:p>
-      <w:pPr>
-        <w:rPr>
-          <w:b/>
-          <w:bCs/>
-        </w:rPr>
-      </w:pPr>
-      <w:r>
-        <w:rPr>
-          <w:b/>
-          <w:bCs/>
-        </w:rPr>
-        <w:t>4. "How would you actually evaluate..."</w:t>
-      </w:r>
-    </w:p>
-    <w:p>
-      <w:r>
-        <w:t>Notice they don't ask:</w:t>
-      </w:r>
-    </w:p>
-    <w:p>
-      <w:r>
-        <w:t>"How would you build it?"</w:t>
-      </w:r>
-    </w:p>
-    <w:p>
-      <w:r>
-        <w:t>They ask:</w:t>
-      </w:r>
-    </w:p>
-    <w:p>
-      <w:r>
-        <w:rPr>
-          <w:b/>
-          <w:bCs/>
-        </w:rPr>
-        <w:t>How would you know whether it is good?</w:t>
-      </w:r>
-    </w:p>
-    <w:p>
-      <w:r>
-        <w:t>These are completely different questions.</w:t>
-      </w:r>
-    </w:p>
-    <w:p>
-      <w:r>
-        <w:t>Many engineers focus on building.</w:t>
-      </w:r>
-    </w:p>
-    <w:p>
-      <w:r>
-        <w:t>Senior AI engineers think equally about evaluation.</w:t>
-      </w:r>
-    </w:p>
-    <w:p>
-      <w:r>
-        <w:pict w14:anchorId="78C9CD79">
-          <v:rect id="_x0000_i1028" style="width:0;height:1.5pt" o:hralign="center" o:hrstd="t" o:hr="t" fillcolor="#a0a0a0" stroked="f"/>
-        </w:pict>
-      </w:r>
-    </w:p>
-    <w:p>
-      <w:pPr>
-        <w:rPr>
-          <w:b/>
-          <w:bCs/>
-        </w:rPr>
-      </w:pPr>
-      <w:r>
-        <w:rPr>
-          <w:b/>
-          <w:bCs/>
-        </w:rPr>
-        <w:t>5. "Not 'does the code run without errors'..."</w:t>
-      </w:r>
-    </w:p>
-    <w:p>
-      <w:r>
-        <w:t>This rules out technical testing.</w:t>
-      </w:r>
-    </w:p>
-    <w:p>
-      <w:r>
-        <w:lastRenderedPageBreak/>
-        <w:t>The interviewer isn't interested in:</w:t>
-      </w:r>
-    </w:p>
-    <w:p>
-      <w:pPr>
-        <w:numPr>
-          <w:ilvl w:val="0"/>
-          <w:numId w:val="2"/>
-        </w:numPr>
-      </w:pPr>
-      <w:r>
-        <w:t xml:space="preserve">API works </w:t>
-      </w:r>
-    </w:p>
-    <w:p>
-      <w:pPr>
-        <w:numPr>
-          <w:ilvl w:val="0"/>
-          <w:numId w:val="2"/>
-        </w:numPr>
-      </w:pPr>
-      <w:r>
-        <w:t xml:space="preserve">Database saves chats </w:t>
-      </w:r>
-    </w:p>
-    <w:p>
-      <w:pPr>
-        <w:numPr>
-          <w:ilvl w:val="0"/>
-          <w:numId w:val="2"/>
-        </w:numPr>
-      </w:pPr>
-      <w:r>
-        <w:t xml:space="preserve">No crashes </w:t>
-      </w:r>
-    </w:p>
-    <w:p>
-      <w:pPr>
-        <w:numPr>
-          <w:ilvl w:val="0"/>
-          <w:numId w:val="2"/>
-        </w:numPr>
-      </w:pPr>
-      <w:r>
-        <w:t xml:space="preserve">Fast response </w:t>
-      </w:r>
-    </w:p>
-    <w:p>
-      <w:pPr>
-        <w:numPr>
-          <w:ilvl w:val="0"/>
-          <w:numId w:val="2"/>
-        </w:numPr>
-      </w:pPr>
-      <w:r>
-        <w:t xml:space="preserve">UI looks good </w:t>
-      </w:r>
-    </w:p>
-    <w:p>
-      <w:r>
-        <w:t>Those are software quality.</w:t>
-      </w:r>
-    </w:p>
-    <w:p>
-      <w:r>
-        <w:t xml:space="preserve">They're asking about </w:t>
-      </w:r>
-      <w:r>
-        <w:rPr>
-          <w:b/>
-          <w:bCs/>
-        </w:rPr>
-        <w:t>AI quality</w:t>
-      </w:r>
-      <w:r>
-        <w:t>.</w:t>
-      </w:r>
-    </w:p>
-    <w:p>
-      <w:r>
-        <w:pict w14:anchorId="70DC9E4E">
-          <v:rect id="_x0000_i1029" style="width:0;height:1.5pt" o:hralign="center" o:hrstd="t" o:hr="t" fillcolor="#a0a0a0" stroked="f"/>
-        </w:pict>
-      </w:r>
-    </w:p>
-    <w:p>
-      <w:pPr>
-        <w:rPr>
-          <w:b/>
-          <w:bCs/>
-        </w:rPr>
-      </w:pPr>
-      <w:r>
-        <w:rPr>
-          <w:b/>
-          <w:bCs/>
-        </w:rPr>
-        <w:t>6. "...but 'are the insights actually correct...'"</w:t>
-      </w:r>
-    </w:p>
-    <w:p>
-      <w:r>
-        <w:t>This introduces the first evaluation dimension.</w:t>
-      </w:r>
-    </w:p>
-    <w:p>
-      <w:r>
-        <w:t>Suppose Silent Mirror says:</w:t>
-      </w:r>
-    </w:p>
-    <w:p>
-      <w:r>
-        <w:t>"You seem to avoid difficult conversations."</w:t>
-      </w:r>
-    </w:p>
-    <w:p>
-      <w:r>
-        <w:t>The interviewer asks:</w:t>
-      </w:r>
-    </w:p>
-    <w:p>
-      <w:r>
-        <w:t>Is that actually true?</w:t>
-      </w:r>
-    </w:p>
-    <w:p>
-      <w:r>
-        <w:t>But remember—</w:t>
-      </w:r>
-    </w:p>
-    <w:p>
-      <w:r>
-        <w:t>There is no objective answer.</w:t>
-      </w:r>
-    </w:p>
-    <w:p>
-      <w:r>
-        <w:t>So now you're forced to think differently.</w:t>
-      </w:r>
-    </w:p>
-    <w:p>
-      <w:r>
-        <w:pict w14:anchorId="5AB20035">
-          <v:rect id="_x0000_i1030" style="width:0;height:1.5pt" o:hralign="center" o:hrstd="t" o:hr="t" fillcolor="#a0a0a0" stroked="f"/>
-        </w:pict>
-      </w:r>
-    </w:p>
-    <w:p>
-      <w:pPr>
-        <w:rPr>
-          <w:b/>
-          <w:bCs/>
-        </w:rPr>
-      </w:pPr>
-      <w:r>
-        <w:rPr>
-          <w:b/>
-          <w:bCs/>
-        </w:rPr>
-        <w:t>7. "...useful..."</w:t>
-      </w:r>
-    </w:p>
-    <w:p>
-      <w:r>
-        <w:t>Even if an insight isn't perfectly true...</w:t>
-      </w:r>
-    </w:p>
-    <w:p>
-      <w:r>
-        <w:t>...it may still help.</w:t>
-      </w:r>
-    </w:p>
-    <w:p>
-      <w:r>
-        <w:t>Example:</w:t>
-      </w:r>
-    </w:p>
-    <w:p>
-      <w:r>
-        <w:t>Reflection:</w:t>
-      </w:r>
-    </w:p>
-    <w:p>
-      <w:r>
-        <w:t>"Maybe you're being harder on yourself than you realize."</w:t>
-      </w:r>
-    </w:p>
-    <w:p>
-      <w:r>
-        <w:t>Maybe that's not objectively provable.</w:t>
-      </w:r>
-    </w:p>
-    <w:p>
-      <w:r>
-        <w:t>But if it helps the user reflect...</w:t>
-      </w:r>
-    </w:p>
-    <w:p>
-      <w:r>
-        <w:t>...perhaps it's valuable.</w:t>
-      </w:r>
-    </w:p>
-    <w:p>
-      <w:r>
-        <w:lastRenderedPageBreak/>
-        <w:t>The interviewer is separating:</w:t>
-      </w:r>
-    </w:p>
-    <w:p>
-      <w:pPr>
-        <w:numPr>
-          <w:ilvl w:val="0"/>
-          <w:numId w:val="3"/>
-        </w:numPr>
-      </w:pPr>
-      <w:r>
-        <w:t xml:space="preserve">Correctness </w:t>
-      </w:r>
-    </w:p>
-    <w:p>
-      <w:pPr>
-        <w:numPr>
-          <w:ilvl w:val="0"/>
-          <w:numId w:val="3"/>
-        </w:numPr>
-      </w:pPr>
-      <w:r>
-        <w:t xml:space="preserve">Helpfulness </w:t>
-      </w:r>
-    </w:p>
-    <w:p>
-      <w:r>
-        <w:t>Those are different concepts.</w:t>
-      </w:r>
-    </w:p>
-    <w:p>
-      <w:r>
-        <w:pict w14:anchorId="79BEE46A">
-          <v:rect id="_x0000_i1031" style="width:0;height:1.5pt" o:hralign="center" o:hrstd="t" o:hr="t" fillcolor="#a0a0a0" stroked="f"/>
-        </w:pict>
-      </w:r>
-    </w:p>
-    <w:p>
-      <w:pPr>
-        <w:rPr>
-          <w:b/>
-          <w:bCs/>
-        </w:rPr>
-      </w:pPr>
-      <w:r>
-        <w:rPr>
-          <w:b/>
-          <w:bCs/>
-        </w:rPr>
-        <w:t>8. "...appropriately calibrated?"</w:t>
-      </w:r>
-    </w:p>
-    <w:p>
-      <w:r>
-        <w:t>Calibration is another concept entirely.</w:t>
-      </w:r>
-    </w:p>
-    <w:p>
-      <w:r>
-        <w:t>Imagine two statements.</w:t>
-      </w:r>
-    </w:p>
-    <w:p>
-      <w:r>
-        <w:t>Reflection A:</w:t>
-      </w:r>
-    </w:p>
-    <w:p>
-      <w:r>
-        <w:t>"You definitely have abandonment issues."</w:t>
-      </w:r>
-    </w:p>
-    <w:p>
-      <w:r>
-        <w:t>Reflection B:</w:t>
-      </w:r>
-    </w:p>
-    <w:p>
-      <w:r>
-        <w:t>"Based on this conversation, there's some evidence that you may become anxious when relationships feel uncertain."</w:t>
-      </w:r>
-    </w:p>
-    <w:p>
-      <w:r>
-        <w:t>Same topic.</w:t>
-      </w:r>
-    </w:p>
-    <w:p>
-      <w:r>
-        <w:t>Different certainty.</w:t>
-      </w:r>
-    </w:p>
-    <w:p>
-      <w:r>
-        <w:t>The interviewer wants to know:</w:t>
-      </w:r>
-    </w:p>
-    <w:p>
-      <w:r>
-        <w:t>Does your AI express confidence appropriately?</w:t>
-      </w:r>
-    </w:p>
-    <w:p>
-      <w:r>
-        <w:t>Not too certain.</w:t>
-      </w:r>
-    </w:p>
-    <w:p>
-      <w:r>
-        <w:t>Not too vague.</w:t>
-      </w:r>
-    </w:p>
-    <w:p>
-      <w:r>
-        <w:pict w14:anchorId="2B4DBDAE">
-          <v:rect id="_x0000_i1032" style="width:0;height:1.5pt" o:hralign="center" o:hrstd="t" o:hr="t" fillcolor="#a0a0a0" stroked="f"/>
-        </w:pict>
-      </w:r>
-    </w:p>
-    <w:p>
-      <w:pPr>
-        <w:rPr>
-          <w:b/>
-          <w:bCs/>
-        </w:rPr>
-      </w:pPr>
-      <w:r>
-        <w:rPr>
-          <w:b/>
-          <w:bCs/>
-        </w:rPr>
-        <w:t>9. "Walk me through what you'd measure."</w:t>
-      </w:r>
-    </w:p>
-    <w:p>
-      <w:r>
-        <w:t>Notice the wording.</w:t>
-      </w:r>
-    </w:p>
-    <w:p>
-      <w:r>
-        <w:t>Not:</w:t>
-      </w:r>
-    </w:p>
-    <w:p>
-      <w:r>
-        <w:t>"Give me one metric."</w:t>
-      </w:r>
-    </w:p>
-    <w:p>
-      <w:r>
-        <w:t>Instead:</w:t>
-      </w:r>
-    </w:p>
-    <w:p>
-      <w:r>
-        <w:t>"Explain your evaluation strategy."</w:t>
-      </w:r>
-    </w:p>
-    <w:p>
-      <w:r>
-        <w:t>They're looking for your thinking process.</w:t>
-      </w:r>
-    </w:p>
-    <w:p>
-      <w:r>
-        <w:pict w14:anchorId="607289C3">
-          <v:rect id="_x0000_i1033" style="width:0;height:1.5pt" o:hralign="center" o:hrstd="t" o:hr="t" fillcolor="#a0a0a0" stroked="f"/>
-        </w:pict>
-      </w:r>
-    </w:p>
-    <w:p>
-      <w:pPr>
-        <w:rPr>
-          <w:b/>
-          <w:bCs/>
-        </w:rPr>
-      </w:pPr>
-      <w:r>
-        <w:rPr>
-          <w:b/>
-          <w:bCs/>
+          <w:noProof/>
         </w:rPr>
         <w:lastRenderedPageBreak/>
-        <w:t>10. "Be honest about what you can't measure..."</w:t>
-      </w:r>
-    </w:p>
-    <w:p>
-      <w:r>
-        <w:t>This is perhaps the most important sentence.</w:t>
-      </w:r>
-    </w:p>
-    <w:p>
-      <w:r>
-        <w:t>Many candidates try to sound impressive.</w:t>
-      </w:r>
-    </w:p>
-    <w:p>
-      <w:r>
-        <w:t>The interviewer instead wants intellectual honesty.</w:t>
-      </w:r>
-    </w:p>
-    <w:p>
-      <w:r>
-        <w:t>They're asking:</w:t>
-      </w:r>
-    </w:p>
-    <w:p>
-      <w:r>
-        <w:rPr>
-          <w:b/>
-          <w:bCs/>
-        </w:rPr>
-        <w:t>What are the fundamental limits of evaluation?</w:t>
-      </w:r>
-    </w:p>
-    <w:p>
-      <w:r>
-        <w:t>Some things simply cannot be measured perfectly.</w:t>
-      </w:r>
-    </w:p>
-    <w:p>
-      <w:r>
-        <w:t>Recognizing those limits is often a sign of mature engineering judgment.</w:t>
-      </w:r>
-    </w:p>
-    <w:p>
-      <w:r>
-        <w:pict w14:anchorId="251BD79B">
-          <v:rect id="_x0000_i1034" style="width:0;height:1.5pt" o:hralign="center" o:hrstd="t" o:hr="t" fillcolor="#a0a0a0" stroked="f"/>
-        </w:pict>
-      </w:r>
-    </w:p>
-    <w:p>
-      <w:pPr>
-        <w:rPr>
-          <w:b/>
-          <w:bCs/>
-        </w:rPr>
-      </w:pPr>
-      <w:r>
-        <w:rPr>
-          <w:b/>
-          <w:bCs/>
-        </w:rPr>
-        <w:t>What the interviewer is really testing</w:t>
-      </w:r>
-    </w:p>
-    <w:p>
-      <w:r>
-        <w:t>Behind this one question are several deeper ideas:</w:t>
-      </w:r>
-    </w:p>
-    <w:p>
-      <w:pPr>
-        <w:numPr>
-          <w:ilvl w:val="0"/>
-          <w:numId w:val="4"/>
-        </w:numPr>
-      </w:pPr>
-      <w:r>
-        <w:t xml:space="preserve">Do you understand the difference between </w:t>
-      </w:r>
-      <w:r>
-        <w:rPr>
-          <w:b/>
-          <w:bCs/>
-        </w:rPr>
-        <w:t>software evaluation</w:t>
-      </w:r>
-      <w:r>
-        <w:t xml:space="preserve"> and </w:t>
-      </w:r>
-      <w:r>
-        <w:rPr>
-          <w:b/>
-          <w:bCs/>
-        </w:rPr>
-        <w:t>AI evaluation</w:t>
-      </w:r>
-      <w:r>
-        <w:t xml:space="preserve">? </w:t>
-      </w:r>
-    </w:p>
-    <w:p>
-      <w:pPr>
-        <w:numPr>
-          <w:ilvl w:val="0"/>
-          <w:numId w:val="4"/>
-        </w:numPr>
-      </w:pPr>
-      <w:r>
-        <w:t xml:space="preserve">Do you understand what </w:t>
-      </w:r>
-      <w:r>
-        <w:rPr>
-          <w:b/>
-          <w:bCs/>
-        </w:rPr>
-        <w:t>ground truth</w:t>
-      </w:r>
-      <w:r>
-        <w:t xml:space="preserve"> means? </w:t>
-      </w:r>
-    </w:p>
-    <w:p>
-      <w:pPr>
-        <w:numPr>
-          <w:ilvl w:val="0"/>
-          <w:numId w:val="4"/>
-        </w:numPr>
-      </w:pPr>
-      <w:r>
-        <w:t xml:space="preserve">Can you reason about systems where there is </w:t>
-      </w:r>
-      <w:r>
-        <w:rPr>
-          <w:b/>
-          <w:bCs/>
-        </w:rPr>
-        <w:t>no single correct answer</w:t>
-      </w:r>
-      <w:r>
-        <w:t xml:space="preserve">? </w:t>
-      </w:r>
-    </w:p>
-    <w:p>
-      <w:pPr>
-        <w:numPr>
-          <w:ilvl w:val="0"/>
-          <w:numId w:val="4"/>
-        </w:numPr>
-      </w:pPr>
-      <w:r>
-        <w:t xml:space="preserve">Do you separate </w:t>
-      </w:r>
-      <w:r>
-        <w:rPr>
-          <w:b/>
-          <w:bCs/>
-        </w:rPr>
-        <w:t>accuracy</w:t>
-      </w:r>
-      <w:r>
-        <w:t xml:space="preserve">, </w:t>
-      </w:r>
-      <w:r>
-        <w:rPr>
-          <w:b/>
-          <w:bCs/>
-        </w:rPr>
-        <w:t>usefulness</w:t>
-      </w:r>
-      <w:r>
-        <w:t xml:space="preserve">, and </w:t>
-      </w:r>
-      <w:r>
-        <w:rPr>
-          <w:b/>
-          <w:bCs/>
-        </w:rPr>
-        <w:t>confidence</w:t>
-      </w:r>
-      <w:r>
-        <w:t xml:space="preserve"> instead of treating them as the same thing? </w:t>
-      </w:r>
-    </w:p>
-    <w:p>
-      <w:pPr>
-        <w:numPr>
-          <w:ilvl w:val="0"/>
-          <w:numId w:val="4"/>
-        </w:numPr>
-      </w:pPr>
-      <w:r>
-        <w:t xml:space="preserve">Can you acknowledge the limits of what can and cannot be measured, rather than claiming certainty where none exists? </w:t>
-      </w:r>
-    </w:p>
-    <w:p>
-      <w:r>
-        <w:t>In other words, this isn't just a question about Silent Mirror. It's a question about your ability to think like someone building AI for complex human-</w:t>
-      </w:r>
-      <w:proofErr w:type="spellStart"/>
-      <w:r>
-        <w:t>centered</w:t>
-      </w:r>
-      <w:proofErr w:type="spellEnd"/>
-      <w:r>
-        <w:t xml:space="preserve"> problems, where evaluation is often much harder than model development itself.</w:t>
-      </w:r>
-    </w:p>
-    <w:p>
-      <w:r>
-        <w:lastRenderedPageBreak/>
         <w:drawing>
-          <wp:inline distT="0" distB="0" distL="0" distR="0" wp14:anchorId="4FD83368" wp14:editId="44C53F46">
-            <wp:extent cx="5731510" cy="2809875"/>
-            <wp:effectExtent l="0" t="0" r="2540" b="9525"/>
-            <wp:docPr id="2110939616" name="Picture 1"/>
+          <wp:inline distT="0" distB="0" distL="0" distR="0" wp14:anchorId="1C27340F" wp14:editId="3378BC7F">
+            <wp:extent cx="5731510" cy="4481195"/>
+            <wp:effectExtent l="0" t="0" r="2540" b="0"/>
+            <wp:docPr id="1864387652" name="Picture 1"/>
             <wp:cNvGraphicFramePr>
               <a:graphicFrameLocks xmlns:a="http://schemas.openxmlformats.org/drawingml/2006/main" noChangeAspect="1"/>
             </wp:cNvGraphicFramePr>
@@ -1346,7 +233,7 @@
               <a:graphicData uri="http://schemas.openxmlformats.org/drawingml/2006/picture">
                 <pic:pic xmlns:pic="http://schemas.openxmlformats.org/drawingml/2006/picture">
                   <pic:nvPicPr>
-                    <pic:cNvPr id="2110939616" name=""/>
+                    <pic:cNvPr id="1864387652" name=""/>
                     <pic:cNvPicPr/>
                   </pic:nvPicPr>
                   <pic:blipFill>
@@ -1358,7 +245,7 @@
                   <pic:spPr>
                     <a:xfrm>
                       <a:off x="0" y="0"/>
-                      <a:ext cx="5731510" cy="2809875"/>
+                      <a:ext cx="5731510" cy="4481195"/>
                     </a:xfrm>
                     <a:prstGeom prst="rect">
                       <a:avLst/>
@@ -1371,6 +258,87 @@
         </w:drawing>
       </w:r>
     </w:p>
+    <w:p>
+      <w:r>
+        <w:lastRenderedPageBreak/>
+        <w:drawing>
+          <wp:inline distT="0" distB="0" distL="0" distR="0" wp14:anchorId="6B5A1673" wp14:editId="632C6CD3">
+            <wp:extent cx="5731510" cy="5399405"/>
+            <wp:effectExtent l="0" t="0" r="2540" b="0"/>
+            <wp:docPr id="1252346514" name="Picture 1"/>
+            <wp:cNvGraphicFramePr>
+              <a:graphicFrameLocks xmlns:a="http://schemas.openxmlformats.org/drawingml/2006/main" noChangeAspect="1"/>
+            </wp:cNvGraphicFramePr>
+            <a:graphic xmlns:a="http://schemas.openxmlformats.org/drawingml/2006/main">
+              <a:graphicData uri="http://schemas.openxmlformats.org/drawingml/2006/picture">
+                <pic:pic xmlns:pic="http://schemas.openxmlformats.org/drawingml/2006/picture">
+                  <pic:nvPicPr>
+                    <pic:cNvPr id="1252346514" name=""/>
+                    <pic:cNvPicPr/>
+                  </pic:nvPicPr>
+                  <pic:blipFill>
+                    <a:blip r:embed="rId11"/>
+                    <a:stretch>
+                      <a:fillRect/>
+                    </a:stretch>
+                  </pic:blipFill>
+                  <pic:spPr>
+                    <a:xfrm>
+                      <a:off x="0" y="0"/>
+                      <a:ext cx="5731510" cy="5399405"/>
+                    </a:xfrm>
+                    <a:prstGeom prst="rect">
+                      <a:avLst/>
+                    </a:prstGeom>
+                  </pic:spPr>
+                </pic:pic>
+              </a:graphicData>
+            </a:graphic>
+          </wp:inline>
+        </w:drawing>
+      </w:r>
+    </w:p>
+    <w:p>
+      <w:r>
+        <w:lastRenderedPageBreak/>
+        <w:drawing>
+          <wp:inline distT="0" distB="0" distL="0" distR="0" wp14:anchorId="65EDFB02" wp14:editId="75C35EDB">
+            <wp:extent cx="5664491" cy="5569236"/>
+            <wp:effectExtent l="0" t="0" r="0" b="0"/>
+            <wp:docPr id="430957844" name="Picture 1"/>
+            <wp:cNvGraphicFramePr>
+              <a:graphicFrameLocks xmlns:a="http://schemas.openxmlformats.org/drawingml/2006/main" noChangeAspect="1"/>
+            </wp:cNvGraphicFramePr>
+            <a:graphic xmlns:a="http://schemas.openxmlformats.org/drawingml/2006/main">
+              <a:graphicData uri="http://schemas.openxmlformats.org/drawingml/2006/picture">
+                <pic:pic xmlns:pic="http://schemas.openxmlformats.org/drawingml/2006/picture">
+                  <pic:nvPicPr>
+                    <pic:cNvPr id="430957844" name=""/>
+                    <pic:cNvPicPr/>
+                  </pic:nvPicPr>
+                  <pic:blipFill>
+                    <a:blip r:embed="rId12"/>
+                    <a:stretch>
+                      <a:fillRect/>
+                    </a:stretch>
+                  </pic:blipFill>
+                  <pic:spPr>
+                    <a:xfrm>
+                      <a:off x="0" y="0"/>
+                      <a:ext cx="5664491" cy="5569236"/>
+                    </a:xfrm>
+                    <a:prstGeom prst="rect">
+                      <a:avLst/>
+                    </a:prstGeom>
+                  </pic:spPr>
+                </pic:pic>
+              </a:graphicData>
+            </a:graphic>
+          </wp:inline>
+        </w:drawing>
+      </w:r>
+    </w:p>
+    <w:p/>
     <w:p/>
     <w:p/>
     <w:sectPr>

--- a/docs/Doc1 real testing.docx
+++ b/docs/Doc1 real testing.docx
@@ -260,6 +260,9 @@
     </w:p>
     <w:p>
       <w:r>
+        <w:rPr>
+          <w:noProof/>
+        </w:rPr>
         <w:lastRenderedPageBreak/>
         <w:drawing>
           <wp:inline distT="0" distB="0" distL="0" distR="0" wp14:anchorId="6B5A1673" wp14:editId="632C6CD3">
@@ -300,6 +303,9 @@
     </w:p>
     <w:p>
       <w:r>
+        <w:rPr>
+          <w:noProof/>
+        </w:rPr>
         <w:lastRenderedPageBreak/>
         <w:drawing>
           <wp:inline distT="0" distB="0" distL="0" distR="0" wp14:anchorId="65EDFB02" wp14:editId="75C35EDB">
@@ -326,6 +332,221 @@
                     <a:xfrm>
                       <a:off x="0" y="0"/>
                       <a:ext cx="5664491" cy="5569236"/>
+                    </a:xfrm>
+                    <a:prstGeom prst="rect">
+                      <a:avLst/>
+                    </a:prstGeom>
+                  </pic:spPr>
+                </pic:pic>
+              </a:graphicData>
+            </a:graphic>
+          </wp:inline>
+        </w:drawing>
+      </w:r>
+    </w:p>
+    <w:p>
+      <w:r>
+        <w:rPr>
+          <w:noProof/>
+        </w:rPr>
+        <w:lastRenderedPageBreak/>
+        <w:drawing>
+          <wp:inline distT="0" distB="0" distL="0" distR="0" wp14:anchorId="51A21872" wp14:editId="7B23E02D">
+            <wp:extent cx="5731510" cy="4750435"/>
+            <wp:effectExtent l="0" t="0" r="2540" b="0"/>
+            <wp:docPr id="1077030781" name="Picture 1"/>
+            <wp:cNvGraphicFramePr>
+              <a:graphicFrameLocks xmlns:a="http://schemas.openxmlformats.org/drawingml/2006/main" noChangeAspect="1"/>
+            </wp:cNvGraphicFramePr>
+            <a:graphic xmlns:a="http://schemas.openxmlformats.org/drawingml/2006/main">
+              <a:graphicData uri="http://schemas.openxmlformats.org/drawingml/2006/picture">
+                <pic:pic xmlns:pic="http://schemas.openxmlformats.org/drawingml/2006/picture">
+                  <pic:nvPicPr>
+                    <pic:cNvPr id="1077030781" name=""/>
+                    <pic:cNvPicPr/>
+                  </pic:nvPicPr>
+                  <pic:blipFill>
+                    <a:blip r:embed="rId13"/>
+                    <a:stretch>
+                      <a:fillRect/>
+                    </a:stretch>
+                  </pic:blipFill>
+                  <pic:spPr>
+                    <a:xfrm>
+                      <a:off x="0" y="0"/>
+                      <a:ext cx="5731510" cy="4750435"/>
+                    </a:xfrm>
+                    <a:prstGeom prst="rect">
+                      <a:avLst/>
+                    </a:prstGeom>
+                  </pic:spPr>
+                </pic:pic>
+              </a:graphicData>
+            </a:graphic>
+          </wp:inline>
+        </w:drawing>
+      </w:r>
+    </w:p>
+    <w:p>
+      <w:r>
+        <w:rPr>
+          <w:noProof/>
+        </w:rPr>
+        <w:lastRenderedPageBreak/>
+        <w:drawing>
+          <wp:inline distT="0" distB="0" distL="0" distR="0" wp14:anchorId="6E7D4046" wp14:editId="7154303A">
+            <wp:extent cx="5731510" cy="5581650"/>
+            <wp:effectExtent l="0" t="0" r="2540" b="0"/>
+            <wp:docPr id="1533094541" name="Picture 1"/>
+            <wp:cNvGraphicFramePr>
+              <a:graphicFrameLocks xmlns:a="http://schemas.openxmlformats.org/drawingml/2006/main" noChangeAspect="1"/>
+            </wp:cNvGraphicFramePr>
+            <a:graphic xmlns:a="http://schemas.openxmlformats.org/drawingml/2006/main">
+              <a:graphicData uri="http://schemas.openxmlformats.org/drawingml/2006/picture">
+                <pic:pic xmlns:pic="http://schemas.openxmlformats.org/drawingml/2006/picture">
+                  <pic:nvPicPr>
+                    <pic:cNvPr id="1533094541" name=""/>
+                    <pic:cNvPicPr/>
+                  </pic:nvPicPr>
+                  <pic:blipFill>
+                    <a:blip r:embed="rId14"/>
+                    <a:stretch>
+                      <a:fillRect/>
+                    </a:stretch>
+                  </pic:blipFill>
+                  <pic:spPr>
+                    <a:xfrm>
+                      <a:off x="0" y="0"/>
+                      <a:ext cx="5731510" cy="5581650"/>
+                    </a:xfrm>
+                    <a:prstGeom prst="rect">
+                      <a:avLst/>
+                    </a:prstGeom>
+                  </pic:spPr>
+                </pic:pic>
+              </a:graphicData>
+            </a:graphic>
+          </wp:inline>
+        </w:drawing>
+      </w:r>
+    </w:p>
+    <w:p>
+      <w:r>
+        <w:rPr>
+          <w:noProof/>
+        </w:rPr>
+        <w:lastRenderedPageBreak/>
+        <w:drawing>
+          <wp:inline distT="0" distB="0" distL="0" distR="0" wp14:anchorId="3891C09E" wp14:editId="56CB1A3E">
+            <wp:extent cx="5731510" cy="4726305"/>
+            <wp:effectExtent l="0" t="0" r="2540" b="0"/>
+            <wp:docPr id="623265293" name="Picture 1"/>
+            <wp:cNvGraphicFramePr>
+              <a:graphicFrameLocks xmlns:a="http://schemas.openxmlformats.org/drawingml/2006/main" noChangeAspect="1"/>
+            </wp:cNvGraphicFramePr>
+            <a:graphic xmlns:a="http://schemas.openxmlformats.org/drawingml/2006/main">
+              <a:graphicData uri="http://schemas.openxmlformats.org/drawingml/2006/picture">
+                <pic:pic xmlns:pic="http://schemas.openxmlformats.org/drawingml/2006/picture">
+                  <pic:nvPicPr>
+                    <pic:cNvPr id="623265293" name=""/>
+                    <pic:cNvPicPr/>
+                  </pic:nvPicPr>
+                  <pic:blipFill>
+                    <a:blip r:embed="rId15"/>
+                    <a:stretch>
+                      <a:fillRect/>
+                    </a:stretch>
+                  </pic:blipFill>
+                  <pic:spPr>
+                    <a:xfrm>
+                      <a:off x="0" y="0"/>
+                      <a:ext cx="5731510" cy="4726305"/>
+                    </a:xfrm>
+                    <a:prstGeom prst="rect">
+                      <a:avLst/>
+                    </a:prstGeom>
+                  </pic:spPr>
+                </pic:pic>
+              </a:graphicData>
+            </a:graphic>
+          </wp:inline>
+        </w:drawing>
+      </w:r>
+    </w:p>
+    <w:p>
+      <w:r>
+        <w:rPr>
+          <w:noProof/>
+        </w:rPr>
+        <w:lastRenderedPageBreak/>
+        <w:drawing>
+          <wp:inline distT="0" distB="0" distL="0" distR="0" wp14:anchorId="7191BB90" wp14:editId="46A39242">
+            <wp:extent cx="5731510" cy="5410835"/>
+            <wp:effectExtent l="0" t="0" r="2540" b="0"/>
+            <wp:docPr id="369214867" name="Picture 1"/>
+            <wp:cNvGraphicFramePr>
+              <a:graphicFrameLocks xmlns:a="http://schemas.openxmlformats.org/drawingml/2006/main" noChangeAspect="1"/>
+            </wp:cNvGraphicFramePr>
+            <a:graphic xmlns:a="http://schemas.openxmlformats.org/drawingml/2006/main">
+              <a:graphicData uri="http://schemas.openxmlformats.org/drawingml/2006/picture">
+                <pic:pic xmlns:pic="http://schemas.openxmlformats.org/drawingml/2006/picture">
+                  <pic:nvPicPr>
+                    <pic:cNvPr id="369214867" name=""/>
+                    <pic:cNvPicPr/>
+                  </pic:nvPicPr>
+                  <pic:blipFill>
+                    <a:blip r:embed="rId16"/>
+                    <a:stretch>
+                      <a:fillRect/>
+                    </a:stretch>
+                  </pic:blipFill>
+                  <pic:spPr>
+                    <a:xfrm>
+                      <a:off x="0" y="0"/>
+                      <a:ext cx="5731510" cy="5410835"/>
+                    </a:xfrm>
+                    <a:prstGeom prst="rect">
+                      <a:avLst/>
+                    </a:prstGeom>
+                  </pic:spPr>
+                </pic:pic>
+              </a:graphicData>
+            </a:graphic>
+          </wp:inline>
+        </w:drawing>
+      </w:r>
+    </w:p>
+    <w:p>
+      <w:r>
+        <w:rPr>
+          <w:noProof/>
+        </w:rPr>
+        <w:lastRenderedPageBreak/>
+        <w:drawing>
+          <wp:inline distT="0" distB="0" distL="0" distR="0" wp14:anchorId="57B15B13" wp14:editId="252BBEC0">
+            <wp:extent cx="5731510" cy="5174615"/>
+            <wp:effectExtent l="0" t="0" r="2540" b="6985"/>
+            <wp:docPr id="616279866" name="Picture 1"/>
+            <wp:cNvGraphicFramePr>
+              <a:graphicFrameLocks xmlns:a="http://schemas.openxmlformats.org/drawingml/2006/main" noChangeAspect="1"/>
+            </wp:cNvGraphicFramePr>
+            <a:graphic xmlns:a="http://schemas.openxmlformats.org/drawingml/2006/main">
+              <a:graphicData uri="http://schemas.openxmlformats.org/drawingml/2006/picture">
+                <pic:pic xmlns:pic="http://schemas.openxmlformats.org/drawingml/2006/picture">
+                  <pic:nvPicPr>
+                    <pic:cNvPr id="616279866" name=""/>
+                    <pic:cNvPicPr/>
+                  </pic:nvPicPr>
+                  <pic:blipFill>
+                    <a:blip r:embed="rId17"/>
+                    <a:stretch>
+                      <a:fillRect/>
+                    </a:stretch>
+                  </pic:blipFill>
+                  <pic:spPr>
+                    <a:xfrm>
+                      <a:off x="0" y="0"/>
+                      <a:ext cx="5731510" cy="5174615"/>
                     </a:xfrm>
                     <a:prstGeom prst="rect">
                       <a:avLst/>

--- a/docs/Doc1 real testing.docx
+++ b/docs/Doc1 real testing.docx
@@ -1,6 +1,6 @@
 
 <file path=word/document.xml><?xml version="1.0" encoding="utf-8"?>
-<w:document xmlns:wpc="http://schemas.microsoft.com/office/word/2010/wordprocessingCanvas" xmlns:cx="http://schemas.microsoft.com/office/drawing/2014/chartex" xmlns:cx1="http://schemas.microsoft.com/office/drawing/2015/9/8/chartex" xmlns:cx2="http://schemas.microsoft.com/office/drawing/2015/10/21/chartex" xmlns:cx3="http://schemas.microsoft.com/office/drawing/2016/5/9/chartex" xmlns:cx4="http://schemas.microsoft.com/office/drawing/2016/5/10/chartex" xmlns:cx5="http://schemas.microsoft.com/office/drawing/2016/5/11/chartex" xmlns:cx6="http://schemas.microsoft.com/office/drawing/2016/5/12/chartex" xmlns:cx7="http://schemas.microsoft.com/office/drawing/2016/5/13/chartex" xmlns:cx8="http://schemas.microsoft.com/office/drawing/2016/5/14/chartex" xmlns:mc="http://schemas.openxmlformats.org/markup-compatibility/2006" xmlns:aink="http://schemas.microsoft.com/office/drawing/2016/ink" xmlns:am3d="http://schemas.microsoft.com/office/drawing/2017/model3d" xmlns:o="urn:schemas-microsoft-com:office:office" xmlns:oel="http://schemas.microsoft.com/office/2019/extlst" xmlns:r="http://schemas.openxmlformats.org/officeDocument/2006/relationships" xmlns:m="http://schemas.openxmlformats.org/officeDocument/2006/math" xmlns:v="urn:schemas-microsoft-com:vml" xmlns:wp14="http://schemas.microsoft.com/office/word/2010/wordprocessingDrawing" xmlns:wp="http://schemas.openxmlformats.org/drawingml/2006/wordprocessingDrawing" xmlns:w10="urn:schemas-microsoft-com:office:word" xmlns:w="http://schemas.openxmlformats.org/wordprocessingml/2006/main" xmlns:w14="http://schemas.microsoft.com/office/word/2010/wordml" xmlns:w15="http://schemas.microsoft.com/office/word/2012/wordml" xmlns:w16cei="http://schemas.microsoft.com/office/word/2026/wordml/cei" xmlns:w16cex="http://schemas.microsoft.com/office/word/2018/wordml/cex" xmlns:w16cid="http://schemas.microsoft.com/office/word/2016/wordml/cid" xmlns:w16="http://schemas.microsoft.com/office/word/2018/wordml" xmlns:w16du="http://schemas.microsoft.com/office/word/2023/wordml/word16du" xmlns:w16sdtdh="http://schemas.microsoft.com/office/word/2020/wordml/sdtdatahash" xmlns:w16sdtfl="http://schemas.microsoft.com/office/word/2024/wordml/sdtformatlock" xmlns:w16se="http://schemas.microsoft.com/office/word/2015/wordml/symex" xmlns:wpg="http://schemas.microsoft.com/office/word/2010/wordprocessingGroup" xmlns:wpi="http://schemas.microsoft.com/office/word/2010/wordprocessingInk" xmlns:wne="http://schemas.microsoft.com/office/word/2006/wordml" xmlns:wps="http://schemas.microsoft.com/office/word/2010/wordprocessingShape" mc:Ignorable="w14 w15 w16se w16cid w16 w16cex w16sdtdh w16sdtfl w16du wp14">
+<w:document xmlns:wpc="http://schemas.microsoft.com/office/word/2010/wordprocessingCanvas" xmlns:cx="http://schemas.microsoft.com/office/drawing/2014/chartex" xmlns:cx1="http://schemas.microsoft.com/office/drawing/2015/9/8/chartex" xmlns:cx2="http://schemas.microsoft.com/office/drawing/2015/10/21/chartex" xmlns:cx3="http://schemas.microsoft.com/office/drawing/2016/5/9/chartex" xmlns:cx4="http://schemas.microsoft.com/office/drawing/2016/5/10/chartex" xmlns:cx5="http://schemas.microsoft.com/office/drawing/2016/5/11/chartex" xmlns:cx6="http://schemas.microsoft.com/office/drawing/2016/5/12/chartex" xmlns:cx7="http://schemas.microsoft.com/office/drawing/2016/5/13/chartex" xmlns:cx8="http://schemas.microsoft.com/office/drawing/2016/5/14/chartex" xmlns:mc="http://schemas.openxmlformats.org/markup-compatibility/2006" xmlns:aink="http://schemas.microsoft.com/office/drawing/2016/ink" xmlns:am3d="http://schemas.microsoft.com/office/drawing/2017/model3d" xmlns:o="urn:schemas-microsoft-com:office:office" xmlns:oel="http://schemas.microsoft.com/office/2019/extlst" xmlns:r="http://schemas.openxmlformats.org/officeDocument/2006/relationships" xmlns:m="http://schemas.openxmlformats.org/officeDocument/2006/math" xmlns:v="urn:schemas-microsoft-com:vml" xmlns:wp14="http://schemas.microsoft.com/office/word/2010/wordprocessingDrawing" xmlns:wp="http://schemas.openxmlformats.org/drawingml/2006/wordprocessingDrawing" xmlns:w10="urn:schemas-microsoft-com:office:word" xmlns:w="http://schemas.openxmlformats.org/wordprocessingml/2006/main" xmlns:w14="http://schemas.microsoft.com/office/word/2010/wordml" xmlns:w15="http://schemas.microsoft.com/office/word/2012/wordml" xmlns:w16cex="http://schemas.microsoft.com/office/word/2018/wordml/cex" xmlns:w16cid="http://schemas.microsoft.com/office/word/2016/wordml/cid" xmlns:w16="http://schemas.microsoft.com/office/word/2018/wordml" xmlns:w16du="http://schemas.microsoft.com/office/word/2023/wordml/word16du" xmlns:w16sdtdh="http://schemas.microsoft.com/office/word/2020/wordml/sdtdatahash" xmlns:w16sdtfl="http://schemas.microsoft.com/office/word/2024/wordml/sdtformatlock" xmlns:w16se="http://schemas.microsoft.com/office/word/2015/wordml/symex" xmlns:wpg="http://schemas.microsoft.com/office/word/2010/wordprocessingGroup" xmlns:wpi="http://schemas.microsoft.com/office/word/2010/wordprocessingInk" xmlns:wne="http://schemas.microsoft.com/office/word/2006/wordml" xmlns:wps="http://schemas.microsoft.com/office/word/2010/wordprocessingShape" mc:Ignorable="w14 w15 w16se w16cid w16 w16cex w16sdtdh w16sdtfl w16du wp14">
   <w:body>
     <w:p/>
     <w:p>
@@ -561,7 +561,46 @@
     </w:p>
     <w:p/>
     <w:p/>
-    <w:p/>
+    <w:p>
+      <w:r>
+        <w:lastRenderedPageBreak/>
+        <w:drawing>
+          <wp:inline distT="0" distB="0" distL="0" distR="0" wp14:anchorId="2C33C2A0" wp14:editId="4FE8CC02">
+            <wp:extent cx="5731510" cy="4126230"/>
+            <wp:effectExtent l="0" t="0" r="2540" b="7620"/>
+            <wp:docPr id="1909030430" name="Picture 1"/>
+            <wp:cNvGraphicFramePr>
+              <a:graphicFrameLocks xmlns:a="http://schemas.openxmlformats.org/drawingml/2006/main" noChangeAspect="1"/>
+            </wp:cNvGraphicFramePr>
+            <a:graphic xmlns:a="http://schemas.openxmlformats.org/drawingml/2006/main">
+              <a:graphicData uri="http://schemas.openxmlformats.org/drawingml/2006/picture">
+                <pic:pic xmlns:pic="http://schemas.openxmlformats.org/drawingml/2006/picture">
+                  <pic:nvPicPr>
+                    <pic:cNvPr id="1909030430" name=""/>
+                    <pic:cNvPicPr/>
+                  </pic:nvPicPr>
+                  <pic:blipFill>
+                    <a:blip r:embed="rId18"/>
+                    <a:stretch>
+                      <a:fillRect/>
+                    </a:stretch>
+                  </pic:blipFill>
+                  <pic:spPr>
+                    <a:xfrm>
+                      <a:off x="0" y="0"/>
+                      <a:ext cx="5731510" cy="4126230"/>
+                    </a:xfrm>
+                    <a:prstGeom prst="rect">
+                      <a:avLst/>
+                    </a:prstGeom>
+                  </pic:spPr>
+                </pic:pic>
+              </a:graphicData>
+            </a:graphic>
+          </wp:inline>
+        </w:drawing>
+      </w:r>
+    </w:p>
     <w:sectPr>
       <w:pgSz w:w="11906" w:h="16838"/>
       <w:pgMar w:top="1440" w:right="1440" w:bottom="1440" w:left="1440" w:header="708" w:footer="708" w:gutter="0"/>
@@ -573,7 +612,7 @@
 </file>
 
 <file path=word/numbering.xml><?xml version="1.0" encoding="utf-8"?>
-<w:numbering xmlns:wpc="http://schemas.microsoft.com/office/word/2010/wordprocessingCanvas" xmlns:cx="http://schemas.microsoft.com/office/drawing/2014/chartex" xmlns:cx1="http://schemas.microsoft.com/office/drawing/2015/9/8/chartex" xmlns:cx2="http://schemas.microsoft.com/office/drawing/2015/10/21/chartex" xmlns:cx3="http://schemas.microsoft.com/office/drawing/2016/5/9/chartex" xmlns:cx4="http://schemas.microsoft.com/office/drawing/2016/5/10/chartex" xmlns:cx5="http://schemas.microsoft.com/office/drawing/2016/5/11/chartex" xmlns:cx6="http://schemas.microsoft.com/office/drawing/2016/5/12/chartex" xmlns:cx7="http://schemas.microsoft.com/office/drawing/2016/5/13/chartex" xmlns:cx8="http://schemas.microsoft.com/office/drawing/2016/5/14/chartex" xmlns:mc="http://schemas.openxmlformats.org/markup-compatibility/2006" xmlns:aink="http://schemas.microsoft.com/office/drawing/2016/ink" xmlns:am3d="http://schemas.microsoft.com/office/drawing/2017/model3d" xmlns:o="urn:schemas-microsoft-com:office:office" xmlns:oel="http://schemas.microsoft.com/office/2019/extlst" xmlns:r="http://schemas.openxmlformats.org/officeDocument/2006/relationships" xmlns:m="http://schemas.openxmlformats.org/officeDocument/2006/math" xmlns:v="urn:schemas-microsoft-com:vml" xmlns:wp14="http://schemas.microsoft.com/office/word/2010/wordprocessingDrawing" xmlns:wp="http://schemas.openxmlformats.org/drawingml/2006/wordprocessingDrawing" xmlns:w10="urn:schemas-microsoft-com:office:word" xmlns:w="http://schemas.openxmlformats.org/wordprocessingml/2006/main" xmlns:w14="http://schemas.microsoft.com/office/word/2010/wordml" xmlns:w15="http://schemas.microsoft.com/office/word/2012/wordml" xmlns:w16cei="http://schemas.microsoft.com/office/word/2026/wordml/cei" xmlns:w16cex="http://schemas.microsoft.com/office/word/2018/wordml/cex" xmlns:w16cid="http://schemas.microsoft.com/office/word/2016/wordml/cid" xmlns:w16="http://schemas.microsoft.com/office/word/2018/wordml" xmlns:w16du="http://schemas.microsoft.com/office/word/2023/wordml/word16du" xmlns:w16sdtdh="http://schemas.microsoft.com/office/word/2020/wordml/sdtdatahash" xmlns:w16sdtfl="http://schemas.microsoft.com/office/word/2024/wordml/sdtformatlock" xmlns:w16se="http://schemas.microsoft.com/office/word/2015/wordml/symex" xmlns:wpg="http://schemas.microsoft.com/office/word/2010/wordprocessingGroup" xmlns:wpi="http://schemas.microsoft.com/office/word/2010/wordprocessingInk" xmlns:wne="http://schemas.microsoft.com/office/word/2006/wordml" xmlns:wps="http://schemas.microsoft.com/office/word/2010/wordprocessingShape" mc:Ignorable="w14 w15 w16se w16cid w16 w16cex w16sdtdh w16sdtfl w16du wp14">
+<w:numbering xmlns:wpc="http://schemas.microsoft.com/office/word/2010/wordprocessingCanvas" xmlns:cx="http://schemas.microsoft.com/office/drawing/2014/chartex" xmlns:cx1="http://schemas.microsoft.com/office/drawing/2015/9/8/chartex" xmlns:cx2="http://schemas.microsoft.com/office/drawing/2015/10/21/chartex" xmlns:cx3="http://schemas.microsoft.com/office/drawing/2016/5/9/chartex" xmlns:cx4="http://schemas.microsoft.com/office/drawing/2016/5/10/chartex" xmlns:cx5="http://schemas.microsoft.com/office/drawing/2016/5/11/chartex" xmlns:cx6="http://schemas.microsoft.com/office/drawing/2016/5/12/chartex" xmlns:cx7="http://schemas.microsoft.com/office/drawing/2016/5/13/chartex" xmlns:cx8="http://schemas.microsoft.com/office/drawing/2016/5/14/chartex" xmlns:mc="http://schemas.openxmlformats.org/markup-compatibility/2006" xmlns:aink="http://schemas.microsoft.com/office/drawing/2016/ink" xmlns:am3d="http://schemas.microsoft.com/office/drawing/2017/model3d" xmlns:o="urn:schemas-microsoft-com:office:office" xmlns:oel="http://schemas.microsoft.com/office/2019/extlst" xmlns:r="http://schemas.openxmlformats.org/officeDocument/2006/relationships" xmlns:m="http://schemas.openxmlformats.org/officeDocument/2006/math" xmlns:v="urn:schemas-microsoft-com:vml" xmlns:wp14="http://schemas.microsoft.com/office/word/2010/wordprocessingDrawing" xmlns:wp="http://schemas.openxmlformats.org/drawingml/2006/wordprocessingDrawing" xmlns:w10="urn:schemas-microsoft-com:office:word" xmlns:w="http://schemas.openxmlformats.org/wordprocessingml/2006/main" xmlns:w14="http://schemas.microsoft.com/office/word/2010/wordml" xmlns:w15="http://schemas.microsoft.com/office/word/2012/wordml" xmlns:w16cex="http://schemas.microsoft.com/office/word/2018/wordml/cex" xmlns:w16cid="http://schemas.microsoft.com/office/word/2016/wordml/cid" xmlns:w16="http://schemas.microsoft.com/office/word/2018/wordml" xmlns:w16du="http://schemas.microsoft.com/office/word/2023/wordml/word16du" xmlns:w16sdtdh="http://schemas.microsoft.com/office/word/2020/wordml/sdtdatahash" xmlns:w16sdtfl="http://schemas.microsoft.com/office/word/2024/wordml/sdtformatlock" xmlns:w16se="http://schemas.microsoft.com/office/word/2015/wordml/symex" xmlns:wpg="http://schemas.microsoft.com/office/word/2010/wordprocessingGroup" xmlns:wpi="http://schemas.microsoft.com/office/word/2010/wordprocessingInk" xmlns:wne="http://schemas.microsoft.com/office/word/2006/wordml" xmlns:wps="http://schemas.microsoft.com/office/word/2010/wordprocessingShape" mc:Ignorable="w14 w15 w16se w16cid w16 w16cex w16sdtdh w16sdtfl w16du wp14">
   <w:abstractNum w:abstractNumId="0" w15:restartNumberingAfterBreak="0">
     <w:nsid w:val="08D91845"/>
     <w:multiLevelType w:val="multilevel"/>
